--- a/report_template/template_main/MasterBlood_rummage_XMFY_v1.0.0.docx
+++ b/report_template/template_main/MasterBlood_rummage_XMFY_v1.0.0.docx
@@ -652,12 +652,35 @@
             </w:pPr>
             <w:r>
               <w:rPr>
-                <w:rFonts w:ascii="思源黑体 CN Normal" w:eastAsia="思源黑体 CN Normal" w:hAnsi="思源黑体 CN Normal" w:hint="eastAsia"/>
-                <w:color w:val="000000" w:themeColor="text1"/>
+                <w:rFonts w:ascii="思源黑体 CN Normal" w:eastAsia="思源黑体 CN Normal" w:hAnsi="思源黑体 CN Normal"/>
                 <w:sz w:val="17"/>
                 <w:szCs w:val="17"/>
               </w:rPr>
-              <w:t>-</w:t>
+              <w:t>{{sample.</w:t>
+            </w:r>
+            <w:r>
+              <w:rPr>
+                <w:rFonts w:ascii="思源黑体 CN Normal" w:eastAsia="思源黑体 CN Normal" w:hAnsi="思源黑体 CN Normal"/>
+                <w:sz w:val="17"/>
+                <w:szCs w:val="17"/>
+              </w:rPr>
+              <w:t>ZJFB_mark_dict</w:t>
+            </w:r>
+            <w:r>
+              <w:rPr>
+                <w:rFonts w:ascii="思源黑体 CN Normal" w:eastAsia="思源黑体 CN Normal" w:hAnsi="思源黑体 CN Normal" w:hint="eastAsia"/>
+                <w:sz w:val="17"/>
+                <w:szCs w:val="17"/>
+              </w:rPr>
+              <w:t>.送检医生</w:t>
+            </w:r>
+            <w:r>
+              <w:rPr>
+                <w:rFonts w:ascii="思源黑体 CN Normal" w:eastAsia="思源黑体 CN Normal" w:hAnsi="思源黑体 CN Normal"/>
+                <w:sz w:val="17"/>
+                <w:szCs w:val="17"/>
+              </w:rPr>
+              <w:t>}}</w:t>
             </w:r>
           </w:p>
         </w:tc>
@@ -1732,43 +1755,11 @@
             </w:pPr>
             <w:r>
               <w:rPr>
-                <w:rFonts w:ascii="思源黑体 CN Normal" w:eastAsia="思源黑体 CN Normal" w:hAnsi="思源黑体 CN Normal"/>
+                <w:rFonts w:ascii="思源黑体 CN Normal" w:eastAsia="思源黑体 CN Normal" w:hAnsi="思源黑体 CN Normal" w:hint="eastAsia"/>
                 <w:sz w:val="17"/>
                 <w:szCs w:val="17"/>
               </w:rPr>
-              <w:t>{%if sample.</w:t>
-            </w:r>
-            <w:r>
-              <w:rPr>
-                <w:rFonts w:ascii="思源黑体 CN Normal" w:eastAsia="思源黑体 CN Normal" w:hAnsi="思源黑体 CN Normal"/>
-                <w:sz w:val="17"/>
-                <w:szCs w:val="17"/>
-              </w:rPr>
-              <w:t>pathological_id</w:t>
-            </w:r>
-            <w:r>
-              <w:rPr>
-                <w:rFonts w:ascii="思源黑体 CN Normal" w:eastAsia="思源黑体 CN Normal" w:hAnsi="思源黑体 CN Normal"/>
-                <w:sz w:val="17"/>
-                <w:szCs w:val="17"/>
-              </w:rPr>
-              <w:t xml:space="preserve"> %}{{sample.</w:t>
-            </w:r>
-            <w:r>
-              <w:rPr>
-                <w:rFonts w:ascii="思源黑体 CN Normal" w:eastAsia="思源黑体 CN Normal" w:hAnsi="思源黑体 CN Normal"/>
-                <w:sz w:val="17"/>
-                <w:szCs w:val="17"/>
-              </w:rPr>
-              <w:t>pathological_id</w:t>
-            </w:r>
-            <w:r>
-              <w:rPr>
-                <w:rFonts w:ascii="思源黑体 CN Normal" w:eastAsia="思源黑体 CN Normal" w:hAnsi="思源黑体 CN Normal"/>
-                <w:sz w:val="17"/>
-                <w:szCs w:val="17"/>
-              </w:rPr>
-              <w:t>}}{%else%}-{%endif%}</w:t>
+              <w:t>{{sample.ZJFB_mark_dict.病案号}}</w:t>
             </w:r>
           </w:p>
         </w:tc>
@@ -1826,6 +1817,8 @@
           </w:tcPr>
           <w:p>
             <w:pPr>
+              <w:adjustRightInd w:val="0"/>
+              <w:snapToGrid w:val="0"/>
               <w:spacing w:line="240" w:lineRule="exact"/>
               <w:rPr>
                 <w:rFonts w:ascii="思源黑体 CN Normal" w:eastAsia="思源黑体 CN Normal" w:hAnsi="思源黑体 CN Normal" w:hint="eastAsia"/>
@@ -1835,11 +1828,32 @@
             </w:pPr>
             <w:r>
               <w:rPr>
+                <w:rFonts w:ascii="思源黑体 CN Normal" w:eastAsia="思源黑体 CN Normal" w:hAnsi="思源黑体 CN Normal"/>
+                <w:sz w:val="17"/>
+                <w:szCs w:val="17"/>
+                <w:highlight w:val="green"/>
+              </w:rPr>
+              <w:t>{%p if sample.order_type%}</w:t>
+            </w:r>
+          </w:p>
+          <w:p>
+            <w:pPr>
+              <w:adjustRightInd w:val="0"/>
+              <w:snapToGrid w:val="0"/>
+              <w:spacing w:line="240" w:lineRule="exact"/>
+              <w:rPr>
                 <w:rFonts w:ascii="思源黑体 CN Normal" w:eastAsia="思源黑体 CN Normal" w:hAnsi="思源黑体 CN Normal" w:hint="eastAsia"/>
                 <w:sz w:val="17"/>
                 <w:szCs w:val="17"/>
               </w:rPr>
-              <w:t>{%</w:t>
+            </w:pPr>
+            <w:r>
+              <w:rPr>
+                <w:rFonts w:ascii="思源黑体 CN Normal" w:eastAsia="思源黑体 CN Normal" w:hAnsi="思源黑体 CN Normal"/>
+                <w:sz w:val="17"/>
+                <w:szCs w:val="17"/>
+              </w:rPr>
+              <w:t>{{sample.ZJFB_mark_dict.</w:t>
             </w:r>
             <w:r>
               <w:rPr>
@@ -1847,7 +1861,7 @@
                 <w:sz w:val="17"/>
                 <w:szCs w:val="17"/>
               </w:rPr>
-              <w:t>if sample.</w:t>
+              <w:t>申请日期</w:t>
             </w:r>
             <w:r>
               <w:rPr>
@@ -1855,23 +1869,94 @@
                 <w:sz w:val="17"/>
                 <w:szCs w:val="17"/>
               </w:rPr>
-              <w:t>application_date</w:t>
-            </w:r>
-            <w:r>
+              <w:t>}}</w:t>
+            </w:r>
+          </w:p>
+          <w:p>
+            <w:pPr>
+              <w:adjustRightInd w:val="0"/>
+              <w:snapToGrid w:val="0"/>
+              <w:spacing w:line="240" w:lineRule="exact"/>
               <w:rPr>
                 <w:rFonts w:ascii="思源黑体 CN Normal" w:eastAsia="思源黑体 CN Normal" w:hAnsi="思源黑体 CN Normal" w:hint="eastAsia"/>
                 <w:sz w:val="17"/>
                 <w:szCs w:val="17"/>
               </w:rPr>
-              <w:t>%}</w:t>
-            </w:r>
+            </w:pPr>
             <w:r>
               <w:rPr>
                 <w:rFonts w:ascii="思源黑体 CN Normal" w:eastAsia="思源黑体 CN Normal" w:hAnsi="思源黑体 CN Normal" w:hint="eastAsia"/>
                 <w:sz w:val="17"/>
                 <w:szCs w:val="17"/>
-              </w:rPr>
-              <w:t>{{sample.application_date}}{%else%}-{%endif%}</w:t>
+                <w:highlight w:val="green"/>
+              </w:rPr>
+              <w:t>{</w:t>
+            </w:r>
+            <w:r>
+              <w:rPr>
+                <w:rFonts w:ascii="思源黑体 CN Normal" w:eastAsia="思源黑体 CN Normal" w:hAnsi="思源黑体 CN Normal"/>
+                <w:sz w:val="17"/>
+                <w:szCs w:val="17"/>
+                <w:highlight w:val="green"/>
+              </w:rPr>
+              <w:t>%p else%</w:t>
+            </w:r>
+            <w:r>
+              <w:rPr>
+                <w:rFonts w:ascii="思源黑体 CN Normal" w:eastAsia="思源黑体 CN Normal" w:hAnsi="思源黑体 CN Normal" w:hint="eastAsia"/>
+                <w:sz w:val="17"/>
+                <w:szCs w:val="17"/>
+                <w:highlight w:val="green"/>
+              </w:rPr>
+              <w:t>}</w:t>
+            </w:r>
+          </w:p>
+          <w:p>
+            <w:pPr>
+              <w:adjustRightInd w:val="0"/>
+              <w:snapToGrid w:val="0"/>
+              <w:spacing w:line="240" w:lineRule="exact"/>
+              <w:rPr>
+                <w:rFonts w:ascii="思源黑体 CN Normal" w:eastAsia="思源黑体 CN Normal" w:hAnsi="思源黑体 CN Normal" w:hint="eastAsia"/>
+                <w:sz w:val="17"/>
+                <w:szCs w:val="17"/>
+              </w:rPr>
+            </w:pPr>
+            <w:r>
+              <w:rPr>
+                <w:rFonts w:ascii="思源黑体 CN Normal" w:eastAsia="思源黑体 CN Normal" w:hAnsi="思源黑体 CN Normal"/>
+                <w:sz w:val="17"/>
+                <w:szCs w:val="17"/>
+              </w:rPr>
+              <w:t>{%if sample.gather_data %}{{sample.gather_data}}{%else%}-{%endif%}</w:t>
+            </w:r>
+          </w:p>
+          <w:p>
+            <w:pPr>
+              <w:spacing w:line="240" w:lineRule="exact"/>
+              <w:rPr>
+                <w:rFonts w:ascii="思源黑体 CN Normal" w:eastAsia="思源黑体 CN Normal" w:hAnsi="思源黑体 CN Normal" w:hint="eastAsia"/>
+                <w:sz w:val="17"/>
+                <w:szCs w:val="17"/>
+              </w:rPr>
+            </w:pPr>
+            <w:r>
+              <w:rPr>
+                <w:rFonts w:ascii="思源黑体 CN Normal" w:eastAsia="思源黑体 CN Normal" w:hAnsi="思源黑体 CN Normal" w:hint="eastAsia"/>
+                <w:sz w:val="17"/>
+                <w:szCs w:val="17"/>
+                <w:highlight w:val="green"/>
+              </w:rPr>
+              <w:t>{</w:t>
+            </w:r>
+            <w:r>
+              <w:rPr>
+                <w:rFonts w:ascii="思源黑体 CN Normal" w:eastAsia="思源黑体 CN Normal" w:hAnsi="思源黑体 CN Normal"/>
+                <w:sz w:val="17"/>
+                <w:szCs w:val="17"/>
+                <w:highlight w:val="green"/>
+              </w:rPr>
+              <w:t>%p endif%}</w:t>
             </w:r>
           </w:p>
         </w:tc>
@@ -1957,43 +2042,11 @@
             </w:pPr>
             <w:r>
               <w:rPr>
-                <w:rFonts w:ascii="思源黑体 CN Normal" w:eastAsia="思源黑体 CN Normal" w:hAnsi="思源黑体 CN Normal"/>
+                <w:rFonts w:ascii="思源黑体 CN Normal" w:eastAsia="思源黑体 CN Normal" w:hAnsi="思源黑体 CN Normal" w:hint="eastAsia"/>
                 <w:sz w:val="17"/>
                 <w:szCs w:val="17"/>
               </w:rPr>
-              <w:t>{%if “健康” not in sample.tumor_names_cn%}{%if sample.</w:t>
-            </w:r>
-            <w:r>
-              <w:rPr>
-                <w:rFonts w:ascii="思源黑体 CN Normal" w:eastAsia="思源黑体 CN Normal" w:hAnsi="思源黑体 CN Normal"/>
-                <w:sz w:val="17"/>
-                <w:szCs w:val="17"/>
-              </w:rPr>
-              <w:t>pathol_diagn</w:t>
-            </w:r>
-            <w:r>
-              <w:rPr>
-                <w:rFonts w:ascii="思源黑体 CN Normal" w:eastAsia="思源黑体 CN Normal" w:hAnsi="思源黑体 CN Normal"/>
-                <w:sz w:val="17"/>
-                <w:szCs w:val="17"/>
-              </w:rPr>
-              <w:t xml:space="preserve"> %}{{sample.</w:t>
-            </w:r>
-            <w:r>
-              <w:rPr>
-                <w:rFonts w:ascii="思源黑体 CN Normal" w:eastAsia="思源黑体 CN Normal" w:hAnsi="思源黑体 CN Normal"/>
-                <w:sz w:val="17"/>
-                <w:szCs w:val="17"/>
-              </w:rPr>
-              <w:t>pathol_diagn</w:t>
-            </w:r>
-            <w:r>
-              <w:rPr>
-                <w:rFonts w:ascii="思源黑体 CN Normal" w:eastAsia="思源黑体 CN Normal" w:hAnsi="思源黑体 CN Normal"/>
-                <w:sz w:val="17"/>
-                <w:szCs w:val="17"/>
-              </w:rPr>
-              <w:t>}}{%else%}-{%endif%}{%else%}-{%endif%}</w:t>
+              <w:t>{%if “健康” not in sample.tumor_names_cn%}{%if sample.ZJFB_mark_dict.临床诊断%}{{sample.ZJFB_mark_dict.临床诊断}}{%else%}-{%endif%}{%else%}-{%endif%}</w:t>
             </w:r>
           </w:p>
         </w:tc>
@@ -2722,6 +2775,7 @@
           <w:szCs w:val="13"/>
           <w:highlight w:val="magenta"/>
         </w:rPr>
+        <w:lastRenderedPageBreak/>
         <w:t>{{r page_break }}</w:t>
       </w:r>
     </w:p>
@@ -2822,7 +2876,6 @@
           <w:sz w:val="21"/>
           <w:szCs w:val="21"/>
         </w:rPr>
-        <w:lastRenderedPageBreak/>
         <w:t>检出变异的临床意义提示</w:t>
       </w:r>
       <w:bookmarkEnd w:id="7"/>
@@ -3923,6 +3976,7 @@
           <w:szCs w:val="13"/>
           <w:highlight w:val="magenta"/>
         </w:rPr>
+        <w:lastRenderedPageBreak/>
         <w:t>{{r page_break }}</w:t>
       </w:r>
       <w:bookmarkEnd w:id="21"/>
@@ -4001,7 +4055,6 @@
           <w:sz w:val="24"/>
           <w:szCs w:val="24"/>
         </w:rPr>
-        <w:lastRenderedPageBreak/>
         <w:t>{</w:t>
       </w:r>
       <w:r>
@@ -5613,7 +5666,18 @@
                 <w:sz w:val="17"/>
                 <w:szCs w:val="17"/>
               </w:rPr>
-              <w:t>{%if lib_quality_control and lib_quality_control.lib_dna_qc and lib_quality_control.lib_dna_qc.library_qty %}{{lib_quality_control.lib_dna_qc.library_qty|replace(“.00”,””)}}{%else%}{%endif%}</w:t>
+              <w:t>{%if lib_quality_control and lib_quality_control.lib_dna_qc and lib_quality_control.lib_dna_qc.library_qty %}{{lib_quality_control.lib_dna_qc.library_qty|replace(“.00”,””)}}{%else%}{%endif</w:t>
+            </w:r>
+            <w:r>
+              <w:rPr>
+                <w:rFonts w:ascii="思源黑体 CN Normal" w:eastAsia="思源黑体 CN Normal" w:hAnsi="思源黑体 CN Normal" w:cs="思源黑体 CN Light"/>
+                <w:color w:val="000000" w:themeColor="text1"/>
+                <w:kern w:val="0"/>
+                <w:sz w:val="17"/>
+                <w:szCs w:val="17"/>
+              </w:rPr>
+              <w:lastRenderedPageBreak/>
+              <w:t>%}</w:t>
             </w:r>
           </w:p>
         </w:tc>
@@ -5648,6 +5712,7 @@
                 <w:sz w:val="17"/>
                 <w:szCs w:val="17"/>
               </w:rPr>
+              <w:lastRenderedPageBreak/>
               <w:t>≥</w:t>
             </w:r>
             <w:r>
@@ -7395,6 +7460,7 @@
                 <w:sz w:val="24"/>
                 <w:szCs w:val="24"/>
               </w:rPr>
+              <w:lastRenderedPageBreak/>
               <w:t>检测人：</w:t>
             </w:r>
           </w:p>
@@ -34448,7 +34514,7 @@
                                         <w:color w:val="191919"/>
                                         <w:shd w:val="clear" w:color="auto" w:fill="FFFFFF"/>
                                       </w:rPr>
-                                      <w:instrText>8</w:instrText>
+                                      <w:instrText>9</w:instrText>
                                     </w:r>
                                     <w:r>
                                       <w:rPr>
@@ -34489,7 +34555,7 @@
                                         <w:bCs/>
                                         <w:noProof/>
                                       </w:rPr>
-                                      <w:t>8</w:t>
+                                      <w:t>9</w:t>
                                     </w:r>
                                     <w:r>
                                       <w:rPr>
@@ -34764,7 +34830,7 @@
                                         <w:color w:val="191919"/>
                                         <w:shd w:val="clear" w:color="auto" w:fill="FFFFFF"/>
                                       </w:rPr>
-                                      <w:instrText>8</w:instrText>
+                                      <w:instrText>9</w:instrText>
                                     </w:r>
                                     <w:r>
                                       <w:rPr>
@@ -34805,7 +34871,7 @@
                                         <w:bCs/>
                                         <w:noProof/>
                                       </w:rPr>
-                                      <w:t>8</w:t>
+                                      <w:t>9</w:t>
                                     </w:r>
                                     <w:r>
                                       <w:rPr>
@@ -39212,6 +39278,10 @@
 </file>
 
 <file path=customXml/item1.xml><?xml version="1.0" encoding="utf-8"?>
+<b:Sources xmlns:b="http://schemas.openxmlformats.org/officeDocument/2006/bibliography" xmlns="http://schemas.openxmlformats.org/officeDocument/2006/bibliography" SelectedStyle="\APA.XSL" StyleName="APA"/>
+</file>
+
+<file path=customXml/item2.xml><?xml version="1.0" encoding="utf-8"?>
 <s:customData xmlns="http://www.wps.cn/officeDocument/2013/wpsCustomData" xmlns:s="http://www.wps.cn/officeDocument/2013/wpsCustomData">
   <customSectProps>
     <customSectPr/>
@@ -39227,22 +39297,18 @@
 </s:customData>
 </file>
 
-<file path=customXml/item2.xml><?xml version="1.0" encoding="utf-8"?>
-<b:Sources xmlns:b="http://schemas.openxmlformats.org/officeDocument/2006/bibliography" xmlns="http://schemas.openxmlformats.org/officeDocument/2006/bibliography" SelectedStyle="\APA.XSL" StyleName="APA"/>
+<file path=customXml/itemProps1.xml><?xml version="1.0" encoding="utf-8"?>
+<ds:datastoreItem xmlns:ds="http://schemas.openxmlformats.org/officeDocument/2006/customXml" ds:itemID="{04123F95-1B42-4068-AF50-BD131CD5DAE6}">
+  <ds:schemaRefs>
+    <ds:schemaRef ds:uri="http://schemas.openxmlformats.org/officeDocument/2006/bibliography"/>
+  </ds:schemaRefs>
+</ds:datastoreItem>
 </file>
 
-<file path=customXml/itemProps1.xml><?xml version="1.0" encoding="utf-8"?>
+<file path=customXml/itemProps2.xml><?xml version="1.0" encoding="utf-8"?>
 <ds:datastoreItem xmlns:ds="http://schemas.openxmlformats.org/officeDocument/2006/customXml" ds:itemID="{B1977F7D-205B-4081-913C-38D41E755F92}">
   <ds:schemaRefs>
     <ds:schemaRef ds:uri="http://www.wps.cn/officeDocument/2013/wpsCustomData"/>
   </ds:schemaRefs>
 </ds:datastoreItem>
-</file>
-
-<file path=customXml/itemProps2.xml><?xml version="1.0" encoding="utf-8"?>
-<ds:datastoreItem xmlns:ds="http://schemas.openxmlformats.org/officeDocument/2006/customXml" ds:itemID="{04123F95-1B42-4068-AF50-BD131CD5DAE6}">
-  <ds:schemaRefs>
-    <ds:schemaRef ds:uri="http://schemas.openxmlformats.org/officeDocument/2006/bibliography"/>
-  </ds:schemaRefs>
-</ds:datastoreItem>
 </file>